--- a/Assessment/ECS8052 Assessment 2 Moderator Form.docx
+++ b/Assessment/ECS8052 Assessment 2 Moderator Form.docx
@@ -597,7 +597,17 @@
           <w:tcPr>
             <w:tcW w:w="5670" w:type="dxa"/>
           </w:tcPr>
-          <w:p/>
+          <w:p>
+            <w:r>
+              <w:t xml:space="preserve">Assessment </w:t>
+            </w:r>
+            <w:r>
+              <w:t>2</w:t>
+            </w:r>
+            <w:r>
+              <w:t xml:space="preserve"> is well-designed to assess students’ learning output. Detailed instructions for preparing and submitting the assessment are provided. A clear marking scheme is also included for students’ reference. </w:t>
+            </w:r>
+          </w:p>
         </w:tc>
       </w:tr>
       <w:tr>
@@ -615,7 +625,48 @@
           <w:tcPr>
             <w:tcW w:w="5670" w:type="dxa"/>
           </w:tcPr>
-          <w:p/>
+          <w:p>
+            <w:r>
+              <w:rPr>
+                <w:noProof/>
+              </w:rPr>
+              <w:drawing>
+                <wp:inline distT="0" distB="0" distL="0" distR="0" wp14:anchorId="23FC3E74" wp14:editId="1EF4B432">
+                  <wp:extent cx="838095" cy="400000"/>
+                  <wp:effectExtent l="0" t="0" r="635" b="635"/>
+                  <wp:docPr id="1191850210" name="Picture 1"/>
+                  <wp:cNvGraphicFramePr>
+                    <a:graphicFrameLocks xmlns:a="http://schemas.openxmlformats.org/drawingml/2006/main" noChangeAspect="1"/>
+                  </wp:cNvGraphicFramePr>
+                  <a:graphic xmlns:a="http://schemas.openxmlformats.org/drawingml/2006/main">
+                    <a:graphicData uri="http://schemas.openxmlformats.org/drawingml/2006/picture">
+                      <pic:pic xmlns:pic="http://schemas.openxmlformats.org/drawingml/2006/picture">
+                        <pic:nvPicPr>
+                          <pic:cNvPr id="1191850210" name=""/>
+                          <pic:cNvPicPr/>
+                        </pic:nvPicPr>
+                        <pic:blipFill>
+                          <a:blip r:embed="rId7"/>
+                          <a:stretch>
+                            <a:fillRect/>
+                          </a:stretch>
+                        </pic:blipFill>
+                        <pic:spPr>
+                          <a:xfrm>
+                            <a:off x="0" y="0"/>
+                            <a:ext cx="838095" cy="400000"/>
+                          </a:xfrm>
+                          <a:prstGeom prst="rect">
+                            <a:avLst/>
+                          </a:prstGeom>
+                        </pic:spPr>
+                      </pic:pic>
+                    </a:graphicData>
+                  </a:graphic>
+                </wp:inline>
+              </w:drawing>
+            </w:r>
+          </w:p>
         </w:tc>
       </w:tr>
     </w:tbl>
@@ -1354,7 +1405,7 @@
     </w:tbl>
     <w:p/>
     <w:sectPr>
-      <w:headerReference w:type="default" r:id="rId11"/>
+      <w:headerReference w:type="default" r:id="rId12"/>
       <w:pgSz w:w="11906" w:h="16838"/>
       <w:pgMar w:top="1440" w:right="1440" w:bottom="1440" w:left="1440" w:header="708" w:footer="708" w:gutter="0"/>
       <w:cols w:space="708"/>
